--- a/数据结构/实验/实验报告/2025218645-王宇辰-数据结构实验报告.docx
+++ b/数据结构/实验/实验报告/2025218645-王宇辰-数据结构实验报告.docx
@@ -27419,7 +27419,7 @@
           <w:tab w:val="left" w:pos="1404"/>
         </w:tabs>
         <w:rPr>
-          <w:rFonts w:ascii="Times New Roman" w:hAnsi="Times New Roman" w:cs="Times New Roman" w:hint="eastAsia"/>
+          <w:rFonts w:ascii="Times New Roman" w:hAnsi="Times New Roman" w:cs="Times New Roman"/>
           <w:sz w:val="24"/>
           <w:szCs w:val="24"/>
         </w:rPr>
@@ -28633,7 +28633,7 @@
           <w:sz w:val="24"/>
           <w:szCs w:val="24"/>
         </w:rPr>
-        <w:t xml:space="preserve">:" &lt;&lt; t-&gt;lChild-&gt;data &lt;&lt; </w:t>
+        <w:t>:" &lt;&lt; t-&gt;</w:t>
       </w:r>
       <w:proofErr w:type="spellStart"/>
       <w:r>
@@ -28642,6 +28642,24 @@
           <w:sz w:val="24"/>
           <w:szCs w:val="24"/>
         </w:rPr>
+        <w:t>lChild</w:t>
+      </w:r>
+      <w:proofErr w:type="spellEnd"/>
+      <w:r>
+        <w:rPr>
+          <w:rFonts w:ascii="Times New Roman" w:hAnsi="Times New Roman" w:cs="Times New Roman"/>
+          <w:sz w:val="24"/>
+          <w:szCs w:val="24"/>
+        </w:rPr>
+        <w:t xml:space="preserve">-&gt;data &lt;&lt; </w:t>
+      </w:r>
+      <w:proofErr w:type="spellStart"/>
+      <w:r>
+        <w:rPr>
+          <w:rFonts w:ascii="Times New Roman" w:hAnsi="Times New Roman" w:cs="Times New Roman"/>
+          <w:sz w:val="24"/>
+          <w:szCs w:val="24"/>
+        </w:rPr>
         <w:t>endl</w:t>
       </w:r>
       <w:proofErr w:type="spellEnd"/>
@@ -28845,7 +28863,7 @@
           <w:sz w:val="24"/>
           <w:szCs w:val="24"/>
         </w:rPr>
-        <w:t xml:space="preserve">:" &lt;&lt; t-&gt;rChild-&gt;data &lt;&lt; </w:t>
+        <w:t>:" &lt;&lt; t-&gt;</w:t>
       </w:r>
       <w:proofErr w:type="spellStart"/>
       <w:r>
@@ -28854,6 +28872,24 @@
           <w:sz w:val="24"/>
           <w:szCs w:val="24"/>
         </w:rPr>
+        <w:t>rChild</w:t>
+      </w:r>
+      <w:proofErr w:type="spellEnd"/>
+      <w:r>
+        <w:rPr>
+          <w:rFonts w:ascii="Times New Roman" w:hAnsi="Times New Roman" w:cs="Times New Roman"/>
+          <w:sz w:val="24"/>
+          <w:szCs w:val="24"/>
+        </w:rPr>
+        <w:t xml:space="preserve">-&gt;data &lt;&lt; </w:t>
+      </w:r>
+      <w:proofErr w:type="spellStart"/>
+      <w:r>
+        <w:rPr>
+          <w:rFonts w:ascii="Times New Roman" w:hAnsi="Times New Roman" w:cs="Times New Roman"/>
+          <w:sz w:val="24"/>
+          <w:szCs w:val="24"/>
+        </w:rPr>
         <w:t>endl</w:t>
       </w:r>
       <w:proofErr w:type="spellEnd"/>
@@ -29131,7 +29167,25 @@
           <w:sz w:val="24"/>
           <w:szCs w:val="24"/>
         </w:rPr>
-        <w:t xml:space="preserve">    if (find(t-&gt;lChild, </w:t>
+        <w:t xml:space="preserve">    if (find(t-&gt;</w:t>
+      </w:r>
+      <w:proofErr w:type="spellStart"/>
+      <w:r>
+        <w:rPr>
+          <w:rFonts w:ascii="Times New Roman" w:hAnsi="Times New Roman" w:cs="Times New Roman"/>
+          <w:sz w:val="24"/>
+          <w:szCs w:val="24"/>
+        </w:rPr>
+        <w:t>lChild</w:t>
+      </w:r>
+      <w:proofErr w:type="spellEnd"/>
+      <w:r>
+        <w:rPr>
+          <w:rFonts w:ascii="Times New Roman" w:hAnsi="Times New Roman" w:cs="Times New Roman"/>
+          <w:sz w:val="24"/>
+          <w:szCs w:val="24"/>
+        </w:rPr>
+        <w:t xml:space="preserve">, </w:t>
       </w:r>
       <w:proofErr w:type="spellStart"/>
       <w:r>
@@ -29731,7 +29785,43 @@
           <w:sz w:val="24"/>
           <w:szCs w:val="24"/>
         </w:rPr>
-        <w:t>* left = findCommonAN(root-&gt;lChild, p, q)</w:t>
+        <w:t xml:space="preserve">* left = </w:t>
+      </w:r>
+      <w:proofErr w:type="spellStart"/>
+      <w:r>
+        <w:rPr>
+          <w:rFonts w:ascii="Times New Roman" w:hAnsi="Times New Roman" w:cs="Times New Roman"/>
+          <w:sz w:val="24"/>
+          <w:szCs w:val="24"/>
+        </w:rPr>
+        <w:t>findCommonAN</w:t>
+      </w:r>
+      <w:proofErr w:type="spellEnd"/>
+      <w:r>
+        <w:rPr>
+          <w:rFonts w:ascii="Times New Roman" w:hAnsi="Times New Roman" w:cs="Times New Roman"/>
+          <w:sz w:val="24"/>
+          <w:szCs w:val="24"/>
+        </w:rPr>
+        <w:t>(root-&gt;</w:t>
+      </w:r>
+      <w:proofErr w:type="spellStart"/>
+      <w:r>
+        <w:rPr>
+          <w:rFonts w:ascii="Times New Roman" w:hAnsi="Times New Roman" w:cs="Times New Roman"/>
+          <w:sz w:val="24"/>
+          <w:szCs w:val="24"/>
+        </w:rPr>
+        <w:t>lChild</w:t>
+      </w:r>
+      <w:proofErr w:type="spellEnd"/>
+      <w:r>
+        <w:rPr>
+          <w:rFonts w:ascii="Times New Roman" w:hAnsi="Times New Roman" w:cs="Times New Roman"/>
+          <w:sz w:val="24"/>
+          <w:szCs w:val="24"/>
+        </w:rPr>
+        <w:t>, p, q)</w:t>
       </w:r>
       <w:r>
         <w:rPr>
@@ -29801,7 +29891,43 @@
           <w:sz w:val="24"/>
           <w:szCs w:val="24"/>
         </w:rPr>
-        <w:t>* right = findCommonAN(root-&gt;rChild, p, q)</w:t>
+        <w:t xml:space="preserve">* right = </w:t>
+      </w:r>
+      <w:proofErr w:type="spellStart"/>
+      <w:r>
+        <w:rPr>
+          <w:rFonts w:ascii="Times New Roman" w:hAnsi="Times New Roman" w:cs="Times New Roman"/>
+          <w:sz w:val="24"/>
+          <w:szCs w:val="24"/>
+        </w:rPr>
+        <w:t>findCommonAN</w:t>
+      </w:r>
+      <w:proofErr w:type="spellEnd"/>
+      <w:r>
+        <w:rPr>
+          <w:rFonts w:ascii="Times New Roman" w:hAnsi="Times New Roman" w:cs="Times New Roman"/>
+          <w:sz w:val="24"/>
+          <w:szCs w:val="24"/>
+        </w:rPr>
+        <w:t>(root-&gt;</w:t>
+      </w:r>
+      <w:proofErr w:type="spellStart"/>
+      <w:r>
+        <w:rPr>
+          <w:rFonts w:ascii="Times New Roman" w:hAnsi="Times New Roman" w:cs="Times New Roman"/>
+          <w:sz w:val="24"/>
+          <w:szCs w:val="24"/>
+        </w:rPr>
+        <w:t>rChild</w:t>
+      </w:r>
+      <w:proofErr w:type="spellEnd"/>
+      <w:r>
+        <w:rPr>
+          <w:rFonts w:ascii="Times New Roman" w:hAnsi="Times New Roman" w:cs="Times New Roman"/>
+          <w:sz w:val="24"/>
+          <w:szCs w:val="24"/>
+        </w:rPr>
+        <w:t>, p, q)</w:t>
       </w:r>
       <w:r>
         <w:rPr>
@@ -30119,7 +30245,7 @@
           <w:tab w:val="left" w:pos="1404"/>
         </w:tabs>
         <w:rPr>
-          <w:rFonts w:ascii="Times New Roman" w:hAnsi="Times New Roman" w:cs="Times New Roman" w:hint="eastAsia"/>
+          <w:rFonts w:ascii="Times New Roman" w:hAnsi="Times New Roman" w:cs="Times New Roman"/>
           <w:sz w:val="24"/>
           <w:szCs w:val="24"/>
         </w:rPr>
@@ -30172,9 +30298,29 @@
           <w:sz w:val="24"/>
           <w:szCs w:val="24"/>
         </w:rPr>
-        <w:t>* findCommonAN(</w:t>
+        <w:t xml:space="preserve">* </w:t>
       </w:r>
       <w:proofErr w:type="spellStart"/>
+      <w:proofErr w:type="gramStart"/>
+      <w:r>
+        <w:rPr>
+          <w:rFonts w:ascii="Times New Roman" w:hAnsi="Times New Roman" w:cs="Times New Roman"/>
+          <w:sz w:val="24"/>
+          <w:szCs w:val="24"/>
+        </w:rPr>
+        <w:t>findCommonAN</w:t>
+      </w:r>
+      <w:proofErr w:type="spellEnd"/>
+      <w:r>
+        <w:rPr>
+          <w:rFonts w:ascii="Times New Roman" w:hAnsi="Times New Roman" w:cs="Times New Roman"/>
+          <w:sz w:val="24"/>
+          <w:szCs w:val="24"/>
+        </w:rPr>
+        <w:t>(</w:t>
+      </w:r>
+      <w:proofErr w:type="spellStart"/>
+      <w:proofErr w:type="gramEnd"/>
       <w:r>
         <w:rPr>
           <w:rFonts w:ascii="Times New Roman" w:hAnsi="Times New Roman" w:cs="Times New Roman"/>
@@ -30226,7 +30372,27 @@
           <w:sz w:val="24"/>
           <w:szCs w:val="24"/>
         </w:rPr>
-        <w:t xml:space="preserve"> q)//</w:t>
+        <w:t xml:space="preserve"> q)</w:t>
+      </w:r>
+    </w:p>
+    <w:p>
+      <w:pPr>
+        <w:tabs>
+          <w:tab w:val="left" w:pos="1404"/>
+        </w:tabs>
+        <w:rPr>
+          <w:rFonts w:ascii="Times New Roman" w:hAnsi="Times New Roman" w:cs="Times New Roman"/>
+          <w:sz w:val="24"/>
+          <w:szCs w:val="24"/>
+        </w:rPr>
+      </w:pPr>
+      <w:r>
+        <w:rPr>
+          <w:rFonts w:ascii="Times New Roman" w:hAnsi="Times New Roman" w:cs="Times New Roman"/>
+          <w:sz w:val="24"/>
+          <w:szCs w:val="24"/>
+        </w:rPr>
+        <w:t>//</w:t>
       </w:r>
       <w:r>
         <w:rPr>
@@ -30448,7 +30614,43 @@
           <w:sz w:val="24"/>
           <w:szCs w:val="24"/>
         </w:rPr>
-        <w:t xml:space="preserve">* left = findCommonAN(root-&gt;lChild, p, q);// </w:t>
+        <w:t xml:space="preserve">* left = </w:t>
+      </w:r>
+      <w:proofErr w:type="spellStart"/>
+      <w:r>
+        <w:rPr>
+          <w:rFonts w:ascii="Times New Roman" w:hAnsi="Times New Roman" w:cs="Times New Roman"/>
+          <w:sz w:val="24"/>
+          <w:szCs w:val="24"/>
+        </w:rPr>
+        <w:t>findCommonAN</w:t>
+      </w:r>
+      <w:proofErr w:type="spellEnd"/>
+      <w:r>
+        <w:rPr>
+          <w:rFonts w:ascii="Times New Roman" w:hAnsi="Times New Roman" w:cs="Times New Roman"/>
+          <w:sz w:val="24"/>
+          <w:szCs w:val="24"/>
+        </w:rPr>
+        <w:t>(root-&gt;</w:t>
+      </w:r>
+      <w:proofErr w:type="spellStart"/>
+      <w:r>
+        <w:rPr>
+          <w:rFonts w:ascii="Times New Roman" w:hAnsi="Times New Roman" w:cs="Times New Roman"/>
+          <w:sz w:val="24"/>
+          <w:szCs w:val="24"/>
+        </w:rPr>
+        <w:t>lChild</w:t>
+      </w:r>
+      <w:proofErr w:type="spellEnd"/>
+      <w:r>
+        <w:rPr>
+          <w:rFonts w:ascii="Times New Roman" w:hAnsi="Times New Roman" w:cs="Times New Roman"/>
+          <w:sz w:val="24"/>
+          <w:szCs w:val="24"/>
+        </w:rPr>
+        <w:t xml:space="preserve">, p, q);// </w:t>
       </w:r>
       <w:r>
         <w:rPr>
@@ -30494,7 +30696,43 @@
           <w:sz w:val="24"/>
           <w:szCs w:val="24"/>
         </w:rPr>
-        <w:t>* right = findCommonAN(root-&gt;rChild, p, q);</w:t>
+        <w:t xml:space="preserve">* right = </w:t>
+      </w:r>
+      <w:proofErr w:type="spellStart"/>
+      <w:r>
+        <w:rPr>
+          <w:rFonts w:ascii="Times New Roman" w:hAnsi="Times New Roman" w:cs="Times New Roman"/>
+          <w:sz w:val="24"/>
+          <w:szCs w:val="24"/>
+        </w:rPr>
+        <w:t>findCommonAN</w:t>
+      </w:r>
+      <w:proofErr w:type="spellEnd"/>
+      <w:r>
+        <w:rPr>
+          <w:rFonts w:ascii="Times New Roman" w:hAnsi="Times New Roman" w:cs="Times New Roman"/>
+          <w:sz w:val="24"/>
+          <w:szCs w:val="24"/>
+        </w:rPr>
+        <w:t>(root-&gt;</w:t>
+      </w:r>
+      <w:proofErr w:type="spellStart"/>
+      <w:r>
+        <w:rPr>
+          <w:rFonts w:ascii="Times New Roman" w:hAnsi="Times New Roman" w:cs="Times New Roman"/>
+          <w:sz w:val="24"/>
+          <w:szCs w:val="24"/>
+        </w:rPr>
+        <w:t>rChild</w:t>
+      </w:r>
+      <w:proofErr w:type="spellEnd"/>
+      <w:r>
+        <w:rPr>
+          <w:rFonts w:ascii="Times New Roman" w:hAnsi="Times New Roman" w:cs="Times New Roman"/>
+          <w:sz w:val="24"/>
+          <w:szCs w:val="24"/>
+        </w:rPr>
+        <w:t>, p, q);</w:t>
       </w:r>
     </w:p>
     <w:p>
@@ -31278,7 +31516,7 @@
           <w:tab w:val="left" w:pos="1404"/>
         </w:tabs>
         <w:rPr>
-          <w:rFonts w:ascii="Times New Roman" w:hAnsi="Times New Roman" w:cs="Times New Roman" w:hint="eastAsia"/>
+          <w:rFonts w:ascii="Times New Roman" w:hAnsi="Times New Roman" w:cs="Times New Roman"/>
           <w:sz w:val="24"/>
           <w:szCs w:val="24"/>
         </w:rPr>
@@ -31323,6 +31561,7 @@
         </w:rPr>
         <w:t xml:space="preserve">void </w:t>
       </w:r>
+      <w:proofErr w:type="spellStart"/>
       <w:proofErr w:type="gramStart"/>
       <w:r>
         <w:rPr>
@@ -31330,7 +31569,16 @@
           <w:sz w:val="24"/>
           <w:szCs w:val="24"/>
         </w:rPr>
-        <w:t>leafToRoot(</w:t>
+        <w:t>leafToRoot</w:t>
+      </w:r>
+      <w:proofErr w:type="spellEnd"/>
+      <w:r>
+        <w:rPr>
+          <w:rFonts w:ascii="Times New Roman" w:hAnsi="Times New Roman" w:cs="Times New Roman"/>
+          <w:sz w:val="24"/>
+          <w:szCs w:val="24"/>
+        </w:rPr>
+        <w:t>(</w:t>
       </w:r>
       <w:proofErr w:type="spellStart"/>
       <w:proofErr w:type="gramEnd"/>
@@ -33919,7 +34167,25 @@
           <w:sz w:val="24"/>
           <w:szCs w:val="24"/>
         </w:rPr>
-        <w:t>2,...,</w:t>
+        <w:t>2,.</w:t>
+      </w:r>
+      <w:proofErr w:type="gramStart"/>
+      <w:r>
+        <w:rPr>
+          <w:rFonts w:ascii="Times New Roman" w:hAnsi="Times New Roman" w:cs="Times New Roman"/>
+          <w:sz w:val="24"/>
+          <w:szCs w:val="24"/>
+        </w:rPr>
+        <w:t>..</w:t>
+      </w:r>
+      <w:proofErr w:type="gramEnd"/>
+      <w:r>
+        <w:rPr>
+          <w:rFonts w:ascii="Times New Roman" w:hAnsi="Times New Roman" w:cs="Times New Roman"/>
+          <w:sz w:val="24"/>
+          <w:szCs w:val="24"/>
+        </w:rPr>
+        <w:t>,</w:t>
       </w:r>
       <w:r>
         <w:rPr>
@@ -34140,7 +34406,7 @@
           <w:tab w:val="left" w:pos="1404"/>
         </w:tabs>
         <w:rPr>
-          <w:rFonts w:ascii="Times New Roman" w:hAnsi="Times New Roman" w:cs="Times New Roman" w:hint="eastAsia"/>
+          <w:rFonts w:ascii="Times New Roman" w:hAnsi="Times New Roman" w:cs="Times New Roman"/>
           <w:sz w:val="24"/>
           <w:szCs w:val="24"/>
         </w:rPr>
@@ -35895,7 +36161,7 @@
     <w:p>
       <w:pPr>
         <w:rPr>
-          <w:rFonts w:ascii="Times New Roman" w:hAnsi="Times New Roman" w:cs="Times New Roman" w:hint="eastAsia"/>
+          <w:rFonts w:ascii="Times New Roman" w:hAnsi="Times New Roman" w:cs="Times New Roman"/>
           <w:sz w:val="24"/>
           <w:szCs w:val="24"/>
         </w:rPr>
@@ -36018,7 +36284,7 @@
         <w:widowControl/>
         <w:jc w:val="left"/>
         <w:rPr>
-          <w:rFonts w:ascii="Times New Roman" w:hAnsi="Times New Roman" w:cs="Times New Roman" w:hint="eastAsia"/>
+          <w:rFonts w:ascii="Times New Roman" w:hAnsi="Times New Roman" w:cs="Times New Roman"/>
           <w:sz w:val="24"/>
           <w:szCs w:val="24"/>
         </w:rPr>
@@ -36155,7 +36421,7 @@
         <w:widowControl/>
         <w:jc w:val="left"/>
         <w:rPr>
-          <w:rFonts w:ascii="Times New Roman" w:hAnsi="Times New Roman" w:cs="Times New Roman" w:hint="eastAsia"/>
+          <w:rFonts w:ascii="Times New Roman" w:hAnsi="Times New Roman" w:cs="Times New Roman"/>
           <w:sz w:val="24"/>
           <w:szCs w:val="24"/>
         </w:rPr>
@@ -36289,7 +36555,7 @@
         <w:widowControl/>
         <w:jc w:val="left"/>
         <w:rPr>
-          <w:rFonts w:ascii="Times New Roman" w:hAnsi="Times New Roman" w:cs="Times New Roman" w:hint="eastAsia"/>
+          <w:rFonts w:ascii="Times New Roman" w:hAnsi="Times New Roman" w:cs="Times New Roman"/>
           <w:sz w:val="24"/>
           <w:szCs w:val="24"/>
         </w:rPr>
@@ -50636,7 +50902,7 @@
     <w:p>
       <w:pPr>
         <w:rPr>
-          <w:rFonts w:ascii="Times New Roman" w:hAnsi="Times New Roman" w:cs="Times New Roman" w:hint="eastAsia"/>
+          <w:rFonts w:ascii="Times New Roman" w:hAnsi="Times New Roman" w:cs="Times New Roman"/>
           <w:sz w:val="24"/>
           <w:szCs w:val="24"/>
         </w:rPr>
@@ -55069,6 +55335,7 @@
   <w:style w:type="character" w:default="1" w:styleId="a0">
     <w:name w:val="Default Paragraph Font"/>
     <w:uiPriority w:val="1"/>
+    <w:semiHidden/>
     <w:unhideWhenUsed/>
   </w:style>
   <w:style w:type="table" w:default="1" w:styleId="a1">
